--- a/2048-DevSecOps-Setup-Guide.docx
+++ b/2048-DevSecOps-Setup-Guide.docx
@@ -240,6 +240,34 @@
             <w:rStyle w:val="Hyperlink"/>
           </w:rPr>
           <w:t xml:space="preserve">Step 14: Extras &amp; Re-run Notes</w:t>
+        </w:r>
+      </w:hyperlink>
+    </w:p>
+    <w:p>
+      <w:pPr>
+        <w:spacing w:after="110"/>
+        <w:ind w:left="240"/>
+      </w:pPr>
+      <w:hyperlink w:history="1" w:anchor="bm16">
+        <w:r>
+          <w:rPr>
+            <w:rStyle w:val="Hyperlink"/>
+          </w:rPr>
+          <w:t xml:space="preserve">Step 15: Install Prometheus, Node Exporter and Grafana</w:t>
+        </w:r>
+      </w:hyperlink>
+    </w:p>
+    <w:p>
+      <w:pPr>
+        <w:spacing w:after="110"/>
+        <w:ind w:left="240"/>
+      </w:pPr>
+      <w:hyperlink w:history="1" w:anchor="bm17">
+        <w:r>
+          <w:rPr>
+            <w:rStyle w:val="Hyperlink"/>
+          </w:rPr>
+          <w:t xml:space="preserve">Step 16: Wire Jenkins into Prometheus</w:t>
         </w:r>
       </w:hyperlink>
     </w:p>
@@ -4156,7 +4184,7 @@
         <w:pStyle w:val="ListParagraph"/>
         <w:numPr>
           <w:ilvl w:val="0"/>
-          <w:numId w:val="3"/>
+          <w:numId w:val="4"/>
         </w:numPr>
         <w:spacing w:after="80"/>
       </w:pPr>
@@ -4175,7 +4203,7 @@
         <w:pStyle w:val="ListParagraph"/>
         <w:numPr>
           <w:ilvl w:val="0"/>
-          <w:numId w:val="3"/>
+          <w:numId w:val="4"/>
         </w:numPr>
         <w:spacing w:after="80"/>
       </w:pPr>
@@ -4257,7 +4285,7 @@
         <w:pStyle w:val="ListParagraph"/>
         <w:numPr>
           <w:ilvl w:val="0"/>
-          <w:numId w:val="3"/>
+          <w:numId w:val="4"/>
         </w:numPr>
         <w:spacing w:after="80"/>
       </w:pPr>
@@ -4270,7 +4298,7 @@
         <w:pStyle w:val="ListParagraph"/>
         <w:numPr>
           <w:ilvl w:val="0"/>
-          <w:numId w:val="3"/>
+          <w:numId w:val="4"/>
         </w:numPr>
         <w:spacing w:after="80"/>
       </w:pPr>
@@ -6093,6 +6121,961 @@
       <w:pPr>
         <w:spacing w:after="200"/>
       </w:pPr>
+    </w:p>
+    <w:p>
+      <w:pPr>
+        <w:pStyle w:val="Heading2"/>
+      </w:pPr>
+      <w:bookmarkStart w:name="bm16" w:id="16"/>
+      <w:r>
+        <w:t xml:space="preserve">Step 15: Install Prometheus, Node Exporter and Grafana</w:t>
+      </w:r>
+      <w:bookmarkEnd w:id="16"/>
+    </w:p>
+    <w:p>
+      <w:pPr>
+        <w:spacing w:after="160"/>
+      </w:pPr>
+      <w:r>
+        <w:t xml:space="preserve">Provision a </w:t>
+      </w:r>
+      <w:r>
+        <w:rPr>
+          <w:b/>
+          <w:bCs/>
+          <w:i w:val="false"/>
+          <w:iCs w:val="false"/>
+        </w:rPr>
+        <w:t xml:space="preserve">second</w:t>
+      </w:r>
+      <w:r>
+        <w:t xml:space="preserve"> EC2 instance dedicated to monitoring:</w:t>
+      </w:r>
+    </w:p>
+    <w:tbl>
+      <w:tblPr>
+        <w:tblW w:type="dxa" w:w="9360"/>
+        <w:tblBorders>
+          <w:top w:val="single" w:color="auto" w:sz="4"/>
+          <w:left w:val="single" w:color="auto" w:sz="4"/>
+          <w:bottom w:val="single" w:color="auto" w:sz="4"/>
+          <w:right w:val="single" w:color="auto" w:sz="4"/>
+          <w:insideH w:val="single" w:color="auto" w:sz="4"/>
+          <w:insideV w:val="single" w:color="auto" w:sz="4"/>
+        </w:tblBorders>
+      </w:tblPr>
+      <w:tblGrid>
+        <w:gridCol w:w="2800"/>
+        <w:gridCol w:w="6560"/>
+      </w:tblGrid>
+      <w:tr>
+        <w:trPr>
+          <w:tblHeader/>
+        </w:trPr>
+        <w:tc>
+          <w:tcPr>
+            <w:tcW w:type="dxa" w:w="2800"/>
+            <w:shd w:fill="1F4E79" w:val="clear"/>
+            <w:tcMar>
+              <w:top w:type="dxa" w:w="90"/>
+              <w:left w:type="dxa" w:w="140"/>
+              <w:bottom w:type="dxa" w:w="90"/>
+              <w:right w:type="dxa" w:w="140"/>
+            </w:tcMar>
+          </w:tcPr>
+          <w:p>
+            <w:r>
+              <w:rPr>
+                <w:b/>
+                <w:bCs/>
+                <w:color w:val="FFFFFF"/>
+              </w:rPr>
+              <w:t xml:space="preserve">Setting</w:t>
+            </w:r>
+          </w:p>
+        </w:tc>
+        <w:tc>
+          <w:tcPr>
+            <w:tcW w:type="dxa" w:w="6560"/>
+            <w:shd w:fill="1F4E79" w:val="clear"/>
+            <w:tcMar>
+              <w:top w:type="dxa" w:w="90"/>
+              <w:left w:type="dxa" w:w="140"/>
+              <w:bottom w:type="dxa" w:w="90"/>
+              <w:right w:type="dxa" w:w="140"/>
+            </w:tcMar>
+          </w:tcPr>
+          <w:p>
+            <w:r>
+              <w:rPr>
+                <w:b/>
+                <w:bCs/>
+                <w:color w:val="FFFFFF"/>
+              </w:rPr>
+              <w:t xml:space="preserve">Value</w:t>
+            </w:r>
+          </w:p>
+        </w:tc>
+      </w:tr>
+      <w:tr>
+        <w:tc>
+          <w:tcPr>
+            <w:tcW w:type="dxa" w:w="2800"/>
+            <w:tcBorders>
+              <w:top w:val="single" w:color="D0D0D0" w:sz="2"/>
+              <w:left w:val="single" w:color="D0D0D0" w:sz="2"/>
+              <w:bottom w:val="single" w:color="D0D0D0" w:sz="2"/>
+              <w:right w:val="single" w:color="D0D0D0" w:sz="2"/>
+            </w:tcBorders>
+            <w:tcMar>
+              <w:top w:type="dxa" w:w="90"/>
+              <w:left w:type="dxa" w:w="140"/>
+              <w:bottom w:type="dxa" w:w="90"/>
+              <w:right w:type="dxa" w:w="140"/>
+            </w:tcMar>
+          </w:tcPr>
+          <w:p>
+            <w:r>
+              <w:t xml:space="preserve">Instance type</w:t>
+            </w:r>
+          </w:p>
+        </w:tc>
+        <w:tc>
+          <w:tcPr>
+            <w:tcW w:type="dxa" w:w="6560"/>
+            <w:tcBorders>
+              <w:top w:val="single" w:color="D0D0D0" w:sz="2"/>
+              <w:left w:val="single" w:color="D0D0D0" w:sz="2"/>
+              <w:bottom w:val="single" w:color="D0D0D0" w:sz="2"/>
+              <w:right w:val="single" w:color="D0D0D0" w:sz="2"/>
+            </w:tcBorders>
+            <w:tcMar>
+              <w:top w:type="dxa" w:w="90"/>
+              <w:left w:type="dxa" w:w="140"/>
+              <w:bottom w:type="dxa" w:w="90"/>
+              <w:right w:type="dxa" w:w="140"/>
+            </w:tcMar>
+          </w:tcPr>
+          <w:p>
+            <w:r>
+              <w:rPr>
+                <w:b/>
+                <w:bCs/>
+                <w:i w:val="false"/>
+                <w:iCs w:val="false"/>
+              </w:rPr>
+              <w:t xml:space="preserve">t2.medium</w:t>
+            </w:r>
+          </w:p>
+        </w:tc>
+      </w:tr>
+      <w:tr>
+        <w:tc>
+          <w:tcPr>
+            <w:tcW w:type="dxa" w:w="2800"/>
+            <w:tcBorders>
+              <w:top w:val="single" w:color="D0D0D0" w:sz="2"/>
+              <w:left w:val="single" w:color="D0D0D0" w:sz="2"/>
+              <w:bottom w:val="single" w:color="D0D0D0" w:sz="2"/>
+              <w:right w:val="single" w:color="D0D0D0" w:sz="2"/>
+            </w:tcBorders>
+            <w:tcMar>
+              <w:top w:type="dxa" w:w="90"/>
+              <w:left w:type="dxa" w:w="140"/>
+              <w:bottom w:type="dxa" w:w="90"/>
+              <w:right w:type="dxa" w:w="140"/>
+            </w:tcMar>
+          </w:tcPr>
+          <w:p>
+            <w:r>
+              <w:t xml:space="preserve">AMI</w:t>
+            </w:r>
+          </w:p>
+        </w:tc>
+        <w:tc>
+          <w:tcPr>
+            <w:tcW w:type="dxa" w:w="6560"/>
+            <w:tcBorders>
+              <w:top w:val="single" w:color="D0D0D0" w:sz="2"/>
+              <w:left w:val="single" w:color="D0D0D0" w:sz="2"/>
+              <w:bottom w:val="single" w:color="D0D0D0" w:sz="2"/>
+              <w:right w:val="single" w:color="D0D0D0" w:sz="2"/>
+            </w:tcBorders>
+            <w:tcMar>
+              <w:top w:type="dxa" w:w="90"/>
+              <w:left w:type="dxa" w:w="140"/>
+              <w:bottom w:type="dxa" w:w="90"/>
+              <w:right w:type="dxa" w:w="140"/>
+            </w:tcMar>
+          </w:tcPr>
+          <w:p>
+            <w:r>
+              <w:rPr>
+                <w:b/>
+                <w:bCs/>
+                <w:i w:val="false"/>
+                <w:iCs w:val="false"/>
+              </w:rPr>
+              <w:t xml:space="preserve">Ubuntu 24</w:t>
+            </w:r>
+          </w:p>
+        </w:tc>
+      </w:tr>
+      <w:tr>
+        <w:tc>
+          <w:tcPr>
+            <w:tcW w:type="dxa" w:w="2800"/>
+            <w:tcBorders>
+              <w:top w:val="single" w:color="D0D0D0" w:sz="2"/>
+              <w:left w:val="single" w:color="D0D0D0" w:sz="2"/>
+              <w:bottom w:val="single" w:color="D0D0D0" w:sz="2"/>
+              <w:right w:val="single" w:color="D0D0D0" w:sz="2"/>
+            </w:tcBorders>
+            <w:tcMar>
+              <w:top w:type="dxa" w:w="90"/>
+              <w:left w:type="dxa" w:w="140"/>
+              <w:bottom w:type="dxa" w:w="90"/>
+              <w:right w:type="dxa" w:w="140"/>
+            </w:tcMar>
+          </w:tcPr>
+          <w:p>
+            <w:r>
+              <w:t xml:space="preserve">Security group</w:t>
+            </w:r>
+          </w:p>
+        </w:tc>
+        <w:tc>
+          <w:tcPr>
+            <w:tcW w:type="dxa" w:w="6560"/>
+            <w:tcBorders>
+              <w:top w:val="single" w:color="D0D0D0" w:sz="2"/>
+              <w:left w:val="single" w:color="D0D0D0" w:sz="2"/>
+              <w:bottom w:val="single" w:color="D0D0D0" w:sz="2"/>
+              <w:right w:val="single" w:color="D0D0D0" w:sz="2"/>
+            </w:tcBorders>
+            <w:tcMar>
+              <w:top w:type="dxa" w:w="90"/>
+              <w:left w:type="dxa" w:w="140"/>
+              <w:bottom w:type="dxa" w:w="90"/>
+              <w:right w:type="dxa" w:w="140"/>
+            </w:tcMar>
+          </w:tcPr>
+          <w:p>
+            <w:r>
+              <w:t xml:space="preserve">Allow inbound </w:t>
+            </w:r>
+            <w:r>
+              <w:rPr>
+                <w:b/>
+                <w:bCs/>
+                <w:i w:val="false"/>
+                <w:iCs w:val="false"/>
+              </w:rPr>
+              <w:t xml:space="preserve">22</w:t>
+            </w:r>
+            <w:r>
+              <w:t xml:space="preserve"> (SSH), </w:t>
+            </w:r>
+            <w:r>
+              <w:rPr>
+                <w:b/>
+                <w:bCs/>
+                <w:i w:val="false"/>
+                <w:iCs w:val="false"/>
+              </w:rPr>
+              <w:t xml:space="preserve">9090</w:t>
+            </w:r>
+            <w:r>
+              <w:t xml:space="preserve"> (Prometheus), </w:t>
+            </w:r>
+            <w:r>
+              <w:rPr>
+                <w:b/>
+                <w:bCs/>
+                <w:i w:val="false"/>
+                <w:iCs w:val="false"/>
+              </w:rPr>
+              <w:t xml:space="preserve">9100</w:t>
+            </w:r>
+            <w:r>
+              <w:t xml:space="preserve"> (Node Exporter), </w:t>
+            </w:r>
+            <w:r>
+              <w:rPr>
+                <w:b/>
+                <w:bCs/>
+                <w:i w:val="false"/>
+                <w:iCs w:val="false"/>
+              </w:rPr>
+              <w:t xml:space="preserve">3000</w:t>
+            </w:r>
+            <w:r>
+              <w:t xml:space="preserve"> (Grafana)</w:t>
+            </w:r>
+          </w:p>
+        </w:tc>
+      </w:tr>
+    </w:tbl>
+    <w:p>
+      <w:pPr>
+        <w:spacing w:after="200"/>
+      </w:pPr>
+    </w:p>
+    <w:p>
+      <w:pPr>
+        <w:spacing w:after="160"/>
+      </w:pPr>
+      <w:r>
+        <w:t xml:space="preserve">Run </w:t>
+      </w:r>
+      <w:r>
+        <w:rPr>
+          <w:b/>
+          <w:bCs/>
+          <w:i w:val="false"/>
+          <w:iCs w:val="false"/>
+        </w:rPr>
+        <w:t xml:space="preserve">scripts/promo.sh</w:t>
+      </w:r>
+      <w:r>
+        <w:t xml:space="preserve"> — installs Prometheus and registers it as a systemd service.</w:t>
+      </w:r>
+    </w:p>
+    <w:tbl>
+      <w:tblPr>
+        <w:tblW w:type="dxa" w:w="9360"/>
+        <w:tblBorders>
+          <w:top w:val="single" w:color="auto" w:sz="4"/>
+          <w:left w:val="single" w:color="auto" w:sz="4"/>
+          <w:bottom w:val="single" w:color="auto" w:sz="4"/>
+          <w:right w:val="single" w:color="auto" w:sz="4"/>
+          <w:insideH w:val="single" w:color="auto" w:sz="4"/>
+          <w:insideV w:val="single" w:color="auto" w:sz="4"/>
+        </w:tblBorders>
+      </w:tblPr>
+      <w:tblGrid>
+        <w:gridCol w:w="9360"/>
+      </w:tblGrid>
+      <w:tr>
+        <w:tc>
+          <w:tcPr>
+            <w:tcW w:type="dxa" w:w="9360"/>
+            <w:tcBorders>
+              <w:top w:val="single" w:color="D9D9D9" w:sz="4"/>
+              <w:left w:val="single" w:color="2E75B6" w:sz="18"/>
+              <w:bottom w:val="single" w:color="D9D9D9" w:sz="4"/>
+              <w:right w:val="single" w:color="D9D9D9" w:sz="4"/>
+            </w:tcBorders>
+            <w:shd w:fill="F4F4F4" w:val="clear"/>
+            <w:tcMar>
+              <w:top w:type="dxa" w:w="140"/>
+              <w:left w:type="dxa" w:w="200"/>
+              <w:bottom w:type="dxa" w:w="140"/>
+              <w:right w:type="dxa" w:w="200"/>
+            </w:tcMar>
+          </w:tcPr>
+          <w:p>
+            <w:pPr>
+              <w:spacing w:after="0" w:before="0"/>
+            </w:pPr>
+            <w:r>
+              <w:rPr>
+                <w:rFonts w:ascii="Consolas" w:cs="Consolas" w:eastAsia="Consolas" w:hAnsi="Consolas"/>
+                <w:color w:val="1F2933"/>
+                <w:sz w:val="18"/>
+                <w:szCs w:val="18"/>
+              </w:rPr>
+              <w:t xml:space="preserve">chmod +x scripts/promo.sh</w:t>
+            </w:r>
+          </w:p>
+          <w:p>
+            <w:pPr>
+              <w:spacing w:after="0" w:before="0"/>
+            </w:pPr>
+            <w:r>
+              <w:rPr>
+                <w:rFonts w:ascii="Consolas" w:cs="Consolas" w:eastAsia="Consolas" w:hAnsi="Consolas"/>
+                <w:color w:val="1F2933"/>
+                <w:sz w:val="18"/>
+                <w:szCs w:val="18"/>
+              </w:rPr>
+              <w:t xml:space="preserve">./scripts/promo.sh</w:t>
+            </w:r>
+          </w:p>
+        </w:tc>
+      </w:tr>
+    </w:tbl>
+    <w:p>
+      <w:pPr>
+        <w:spacing w:after="200"/>
+      </w:pPr>
+    </w:p>
+    <w:p>
+      <w:pPr>
+        <w:pBdr>
+          <w:left w:val="single" w:color="2E75B6" w:sz="18" w:space="8"/>
+        </w:pBdr>
+        <w:spacing w:after="200" w:before="80"/>
+        <w:ind w:left="120"/>
+      </w:pPr>
+      <w:r>
+        <w:t xml:space="preserve">Confirm it's up at </w:t>
+      </w:r>
+      <w:r>
+        <w:rPr>
+          <w:b/>
+          <w:bCs/>
+          <w:i w:val="false"/>
+          <w:iCs w:val="false"/>
+        </w:rPr>
+        <w:t xml:space="preserve">http://&lt;monitor-ip&gt;:9090</w:t>
+      </w:r>
+      <w:r>
+        <w:t xml:space="preserve">.</w:t>
+      </w:r>
+    </w:p>
+    <w:p>
+      <w:pPr>
+        <w:spacing w:after="160"/>
+      </w:pPr>
+      <w:r>
+        <w:t xml:space="preserve">Run </w:t>
+      </w:r>
+      <w:r>
+        <w:rPr>
+          <w:b/>
+          <w:bCs/>
+          <w:i w:val="false"/>
+          <w:iCs w:val="false"/>
+        </w:rPr>
+        <w:t xml:space="preserve">scripts/nodeexp.sh</w:t>
+      </w:r>
+      <w:r>
+        <w:t xml:space="preserve"> — installs Node Exporter as a systemd service for host-level metrics.</w:t>
+      </w:r>
+    </w:p>
+    <w:tbl>
+      <w:tblPr>
+        <w:tblW w:type="dxa" w:w="9360"/>
+        <w:tblBorders>
+          <w:top w:val="single" w:color="auto" w:sz="4"/>
+          <w:left w:val="single" w:color="auto" w:sz="4"/>
+          <w:bottom w:val="single" w:color="auto" w:sz="4"/>
+          <w:right w:val="single" w:color="auto" w:sz="4"/>
+          <w:insideH w:val="single" w:color="auto" w:sz="4"/>
+          <w:insideV w:val="single" w:color="auto" w:sz="4"/>
+        </w:tblBorders>
+      </w:tblPr>
+      <w:tblGrid>
+        <w:gridCol w:w="9360"/>
+      </w:tblGrid>
+      <w:tr>
+        <w:tc>
+          <w:tcPr>
+            <w:tcW w:type="dxa" w:w="9360"/>
+            <w:tcBorders>
+              <w:top w:val="single" w:color="D9D9D9" w:sz="4"/>
+              <w:left w:val="single" w:color="2E75B6" w:sz="18"/>
+              <w:bottom w:val="single" w:color="D9D9D9" w:sz="4"/>
+              <w:right w:val="single" w:color="D9D9D9" w:sz="4"/>
+            </w:tcBorders>
+            <w:shd w:fill="F4F4F4" w:val="clear"/>
+            <w:tcMar>
+              <w:top w:type="dxa" w:w="140"/>
+              <w:left w:type="dxa" w:w="200"/>
+              <w:bottom w:type="dxa" w:w="140"/>
+              <w:right w:type="dxa" w:w="200"/>
+            </w:tcMar>
+          </w:tcPr>
+          <w:p>
+            <w:pPr>
+              <w:spacing w:after="0" w:before="0"/>
+            </w:pPr>
+            <w:r>
+              <w:rPr>
+                <w:rFonts w:ascii="Consolas" w:cs="Consolas" w:eastAsia="Consolas" w:hAnsi="Consolas"/>
+                <w:color w:val="1F2933"/>
+                <w:sz w:val="18"/>
+                <w:szCs w:val="18"/>
+              </w:rPr>
+              <w:t xml:space="preserve">chmod +x scripts/nodeexp.sh</w:t>
+            </w:r>
+          </w:p>
+          <w:p>
+            <w:pPr>
+              <w:spacing w:after="0" w:before="0"/>
+            </w:pPr>
+            <w:r>
+              <w:rPr>
+                <w:rFonts w:ascii="Consolas" w:cs="Consolas" w:eastAsia="Consolas" w:hAnsi="Consolas"/>
+                <w:color w:val="1F2933"/>
+                <w:sz w:val="18"/>
+                <w:szCs w:val="18"/>
+              </w:rPr>
+              <w:t xml:space="preserve">./scripts/nodeexp.sh</w:t>
+            </w:r>
+          </w:p>
+        </w:tc>
+      </w:tr>
+    </w:tbl>
+    <w:p>
+      <w:pPr>
+        <w:spacing w:after="200"/>
+      </w:pPr>
+    </w:p>
+    <w:p>
+      <w:pPr>
+        <w:pBdr>
+          <w:left w:val="single" w:color="2E75B6" w:sz="18" w:space="8"/>
+        </w:pBdr>
+        <w:spacing w:after="200" w:before="80"/>
+        <w:ind w:left="120"/>
+      </w:pPr>
+      <w:r>
+        <w:t xml:space="preserve">Check </w:t>
+      </w:r>
+      <w:r>
+        <w:rPr>
+          <w:b/>
+          <w:bCs/>
+          <w:i w:val="false"/>
+          <w:iCs w:val="false"/>
+        </w:rPr>
+        <w:t xml:space="preserve">http://&lt;monitor-ip&gt;:9100/metrics</w:t>
+      </w:r>
+      <w:r>
+        <w:t xml:space="preserve">.</w:t>
+      </w:r>
+    </w:p>
+    <w:p>
+      <w:pPr>
+        <w:spacing w:after="160"/>
+      </w:pPr>
+      <w:r>
+        <w:t xml:space="preserve">Run </w:t>
+      </w:r>
+      <w:r>
+        <w:rPr>
+          <w:b/>
+          <w:bCs/>
+          <w:i w:val="false"/>
+          <w:iCs w:val="false"/>
+        </w:rPr>
+        <w:t xml:space="preserve">scripts/grafana.sh</w:t>
+      </w:r>
+      <w:r>
+        <w:t xml:space="preserve"> — installs and starts Grafana.</w:t>
+      </w:r>
+    </w:p>
+    <w:tbl>
+      <w:tblPr>
+        <w:tblW w:type="dxa" w:w="9360"/>
+        <w:tblBorders>
+          <w:top w:val="single" w:color="auto" w:sz="4"/>
+          <w:left w:val="single" w:color="auto" w:sz="4"/>
+          <w:bottom w:val="single" w:color="auto" w:sz="4"/>
+          <w:right w:val="single" w:color="auto" w:sz="4"/>
+          <w:insideH w:val="single" w:color="auto" w:sz="4"/>
+          <w:insideV w:val="single" w:color="auto" w:sz="4"/>
+        </w:tblBorders>
+      </w:tblPr>
+      <w:tblGrid>
+        <w:gridCol w:w="9360"/>
+      </w:tblGrid>
+      <w:tr>
+        <w:tc>
+          <w:tcPr>
+            <w:tcW w:type="dxa" w:w="9360"/>
+            <w:tcBorders>
+              <w:top w:val="single" w:color="D9D9D9" w:sz="4"/>
+              <w:left w:val="single" w:color="2E75B6" w:sz="18"/>
+              <w:bottom w:val="single" w:color="D9D9D9" w:sz="4"/>
+              <w:right w:val="single" w:color="D9D9D9" w:sz="4"/>
+            </w:tcBorders>
+            <w:shd w:fill="F4F4F4" w:val="clear"/>
+            <w:tcMar>
+              <w:top w:type="dxa" w:w="140"/>
+              <w:left w:type="dxa" w:w="200"/>
+              <w:bottom w:type="dxa" w:w="140"/>
+              <w:right w:type="dxa" w:w="200"/>
+            </w:tcMar>
+          </w:tcPr>
+          <w:p>
+            <w:pPr>
+              <w:spacing w:after="0" w:before="0"/>
+            </w:pPr>
+            <w:r>
+              <w:rPr>
+                <w:rFonts w:ascii="Consolas" w:cs="Consolas" w:eastAsia="Consolas" w:hAnsi="Consolas"/>
+                <w:color w:val="1F2933"/>
+                <w:sz w:val="18"/>
+                <w:szCs w:val="18"/>
+              </w:rPr>
+              <w:t xml:space="preserve">chmod +x scripts/grafana.sh</w:t>
+            </w:r>
+          </w:p>
+          <w:p>
+            <w:pPr>
+              <w:spacing w:after="0" w:before="0"/>
+            </w:pPr>
+            <w:r>
+              <w:rPr>
+                <w:rFonts w:ascii="Consolas" w:cs="Consolas" w:eastAsia="Consolas" w:hAnsi="Consolas"/>
+                <w:color w:val="1F2933"/>
+                <w:sz w:val="18"/>
+                <w:szCs w:val="18"/>
+              </w:rPr>
+              <w:t xml:space="preserve">./scripts/grafana.sh</w:t>
+            </w:r>
+          </w:p>
+        </w:tc>
+      </w:tr>
+    </w:tbl>
+    <w:p>
+      <w:pPr>
+        <w:spacing w:after="200"/>
+      </w:pPr>
+    </w:p>
+    <w:p>
+      <w:pPr>
+        <w:spacing w:after="160"/>
+      </w:pPr>
+      <w:r>
+        <w:t xml:space="preserve">Open </w:t>
+      </w:r>
+      <w:r>
+        <w:rPr>
+          <w:b/>
+          <w:bCs/>
+          <w:i w:val="false"/>
+          <w:iCs w:val="false"/>
+        </w:rPr>
+        <w:t xml:space="preserve">http://&lt;monitor-ip&gt;:3000</w:t>
+      </w:r>
+      <w:r>
+        <w:t xml:space="preserve"> (default </w:t>
+      </w:r>
+      <w:r>
+        <w:rPr>
+          <w:b/>
+          <w:bCs/>
+          <w:i w:val="false"/>
+          <w:iCs w:val="false"/>
+        </w:rPr>
+        <w:t xml:space="preserve">admin / admin</w:t>
+      </w:r>
+      <w:r>
+        <w:t xml:space="preserve"> — you'll be forced to change it on first login), then:</w:t>
+      </w:r>
+    </w:p>
+    <w:p>
+      <w:pPr>
+        <w:pStyle w:val="ListParagraph"/>
+        <w:numPr>
+          <w:ilvl w:val="0"/>
+          <w:numId w:val="5"/>
+        </w:numPr>
+        <w:spacing w:after="80"/>
+      </w:pPr>
+      <w:r>
+        <w:rPr>
+          <w:b/>
+          <w:bCs/>
+          <w:i w:val="false"/>
+          <w:iCs w:val="false"/>
+        </w:rPr>
+        <w:t xml:space="preserve">Add data source</w:t>
+      </w:r>
+      <w:r>
+        <w:t xml:space="preserve"> → Prometheus → URL: </w:t>
+      </w:r>
+      <w:r>
+        <w:rPr>
+          <w:b/>
+          <w:bCs/>
+          <w:i w:val="false"/>
+          <w:iCs w:val="false"/>
+        </w:rPr>
+        <w:t xml:space="preserve">http://localhost:9090</w:t>
+      </w:r>
+    </w:p>
+    <w:p>
+      <w:pPr>
+        <w:pStyle w:val="ListParagraph"/>
+        <w:numPr>
+          <w:ilvl w:val="0"/>
+          <w:numId w:val="5"/>
+        </w:numPr>
+        <w:spacing w:after="80"/>
+      </w:pPr>
+      <w:r>
+        <w:rPr>
+          <w:b/>
+          <w:bCs/>
+          <w:i w:val="false"/>
+          <w:iCs w:val="false"/>
+        </w:rPr>
+        <w:t xml:space="preserve">Import dashboard</w:t>
+      </w:r>
+      <w:r>
+        <w:t xml:space="preserve"> → ID </w:t>
+      </w:r>
+      <w:r>
+        <w:rPr>
+          <w:b/>
+          <w:bCs/>
+          <w:i w:val="false"/>
+          <w:iCs w:val="false"/>
+        </w:rPr>
+        <w:t xml:space="preserve">1860</w:t>
+      </w:r>
+      <w:r>
+        <w:t xml:space="preserve"> (Node Exporter Full)</w:t>
+      </w:r>
+    </w:p>
+    <w:p>
+      <w:pPr>
+        <w:pStyle w:val="ListParagraph"/>
+        <w:numPr>
+          <w:ilvl w:val="0"/>
+          <w:numId w:val="5"/>
+        </w:numPr>
+        <w:spacing w:after="80"/>
+      </w:pPr>
+      <w:r>
+        <w:rPr>
+          <w:b/>
+          <w:bCs/>
+          <w:i w:val="false"/>
+          <w:iCs w:val="false"/>
+        </w:rPr>
+        <w:t xml:space="preserve">Import dashboard</w:t>
+      </w:r>
+      <w:r>
+        <w:t xml:space="preserve"> → ID </w:t>
+      </w:r>
+      <w:r>
+        <w:rPr>
+          <w:b/>
+          <w:bCs/>
+          <w:i w:val="false"/>
+          <w:iCs w:val="false"/>
+        </w:rPr>
+        <w:t xml:space="preserve">9964</w:t>
+      </w:r>
+      <w:r>
+        <w:t xml:space="preserve"> (Jenkins)</w:t>
+      </w:r>
+    </w:p>
+    <w:p>
+      <w:pPr>
+        <w:pStyle w:val="Heading2"/>
+      </w:pPr>
+      <w:bookmarkStart w:name="bm17" w:id="17"/>
+      <w:r>
+        <w:t xml:space="preserve">Step 16: Wire Jenkins into Prometheus</w:t>
+      </w:r>
+      <w:bookmarkEnd w:id="17"/>
+    </w:p>
+    <w:p>
+      <w:pPr>
+        <w:pStyle w:val="ListParagraph"/>
+        <w:numPr>
+          <w:ilvl w:val="0"/>
+          <w:numId w:val="6"/>
+        </w:numPr>
+        <w:spacing w:after="80"/>
+      </w:pPr>
+      <w:r>
+        <w:t xml:space="preserve">On Jenkins: </w:t>
+      </w:r>
+      <w:r>
+        <w:rPr>
+          <w:b/>
+          <w:bCs/>
+          <w:i w:val="false"/>
+          <w:iCs w:val="false"/>
+        </w:rPr>
+        <w:t xml:space="preserve">Manage Jenkins → Plugins → Available Plugins</w:t>
+      </w:r>
+      <w:r>
+        <w:t xml:space="preserve"> → install </w:t>
+      </w:r>
+      <w:r>
+        <w:rPr>
+          <w:b/>
+          <w:bCs/>
+          <w:i w:val="false"/>
+          <w:iCs w:val="false"/>
+        </w:rPr>
+        <w:t xml:space="preserve">Prometheus</w:t>
+      </w:r>
+      <w:r>
+        <w:t xml:space="preserve">, then restart.</w:t>
+      </w:r>
+    </w:p>
+    <w:p>
+      <w:pPr>
+        <w:pStyle w:val="ListParagraph"/>
+        <w:numPr>
+          <w:ilvl w:val="0"/>
+          <w:numId w:val="6"/>
+        </w:numPr>
+        <w:spacing w:after="80"/>
+      </w:pPr>
+      <w:r>
+        <w:t xml:space="preserve">On the monitoring server, open </w:t>
+      </w:r>
+      <w:r>
+        <w:rPr>
+          <w:b/>
+          <w:bCs/>
+          <w:i w:val="false"/>
+          <w:iCs w:val="false"/>
+        </w:rPr>
+        <w:t xml:space="preserve">scripts/configure-jenkins-target.sh</w:t>
+      </w:r>
+      <w:r>
+        <w:t xml:space="preserve">, fill in your Jenkins IP and credentials, then run it:</w:t>
+      </w:r>
+    </w:p>
+    <w:tbl>
+      <w:tblPr>
+        <w:tblW w:type="dxa" w:w="9360"/>
+        <w:tblBorders>
+          <w:top w:val="single" w:color="auto" w:sz="4"/>
+          <w:left w:val="single" w:color="auto" w:sz="4"/>
+          <w:bottom w:val="single" w:color="auto" w:sz="4"/>
+          <w:right w:val="single" w:color="auto" w:sz="4"/>
+          <w:insideH w:val="single" w:color="auto" w:sz="4"/>
+          <w:insideV w:val="single" w:color="auto" w:sz="4"/>
+        </w:tblBorders>
+      </w:tblPr>
+      <w:tblGrid>
+        <w:gridCol w:w="9360"/>
+      </w:tblGrid>
+      <w:tr>
+        <w:tc>
+          <w:tcPr>
+            <w:tcW w:type="dxa" w:w="9360"/>
+            <w:tcBorders>
+              <w:top w:val="single" w:color="D9D9D9" w:sz="4"/>
+              <w:left w:val="single" w:color="2E75B6" w:sz="18"/>
+              <w:bottom w:val="single" w:color="D9D9D9" w:sz="4"/>
+              <w:right w:val="single" w:color="D9D9D9" w:sz="4"/>
+            </w:tcBorders>
+            <w:shd w:fill="F4F4F4" w:val="clear"/>
+            <w:tcMar>
+              <w:top w:type="dxa" w:w="140"/>
+              <w:left w:type="dxa" w:w="200"/>
+              <w:bottom w:type="dxa" w:w="140"/>
+              <w:right w:type="dxa" w:w="200"/>
+            </w:tcMar>
+          </w:tcPr>
+          <w:p>
+            <w:pPr>
+              <w:spacing w:after="0" w:before="0"/>
+            </w:pPr>
+            <w:r>
+              <w:rPr>
+                <w:rFonts w:ascii="Consolas" w:cs="Consolas" w:eastAsia="Consolas" w:hAnsi="Consolas"/>
+                <w:color w:val="1F2933"/>
+                <w:sz w:val="18"/>
+                <w:szCs w:val="18"/>
+              </w:rPr>
+              <w:t xml:space="preserve">chmod +x scripts/configure-jenkins-target.sh</w:t>
+            </w:r>
+          </w:p>
+          <w:p>
+            <w:pPr>
+              <w:spacing w:after="0" w:before="0"/>
+            </w:pPr>
+            <w:r>
+              <w:rPr>
+                <w:rFonts w:ascii="Consolas" w:cs="Consolas" w:eastAsia="Consolas" w:hAnsi="Consolas"/>
+                <w:color w:val="1F2933"/>
+                <w:sz w:val="18"/>
+                <w:szCs w:val="18"/>
+              </w:rPr>
+              <w:t xml:space="preserve">./scripts/configure-jenkins-target.sh</w:t>
+            </w:r>
+          </w:p>
+        </w:tc>
+      </w:tr>
+    </w:tbl>
+    <w:p>
+      <w:pPr>
+        <w:spacing w:after="200"/>
+      </w:pPr>
+    </w:p>
+    <w:p>
+      <w:pPr>
+        <w:spacing w:after="160"/>
+      </w:pPr>
+      <w:r>
+        <w:t xml:space="preserve">This appends a </w:t>
+      </w:r>
+      <w:r>
+        <w:rPr>
+          <w:b/>
+          <w:bCs/>
+          <w:i w:val="false"/>
+          <w:iCs w:val="false"/>
+        </w:rPr>
+        <w:t xml:space="preserve">jenkins</w:t>
+      </w:r>
+      <w:r>
+        <w:t xml:space="preserve"> scrape job to </w:t>
+      </w:r>
+      <w:r>
+        <w:rPr>
+          <w:b/>
+          <w:bCs/>
+          <w:i w:val="false"/>
+          <w:iCs w:val="false"/>
+        </w:rPr>
+        <w:t xml:space="preserve">/etc/prometheus/prometheus.yml</w:t>
+      </w:r>
+      <w:r>
+        <w:t xml:space="preserve"> and reloads Prometheus.</w:t>
+      </w:r>
+    </w:p>
+    <w:p>
+      <w:pPr>
+        <w:pStyle w:val="ListParagraph"/>
+        <w:numPr>
+          <w:ilvl w:val="0"/>
+          <w:numId w:val="6"/>
+        </w:numPr>
+        <w:spacing w:after="80"/>
+      </w:pPr>
+      <w:r>
+        <w:t xml:space="preserve">Confirm the target shows </w:t>
+      </w:r>
+      <w:r>
+        <w:rPr>
+          <w:b/>
+          <w:bCs/>
+          <w:i w:val="false"/>
+          <w:iCs w:val="false"/>
+        </w:rPr>
+        <w:t xml:space="preserve">UP</w:t>
+      </w:r>
+      <w:r>
+        <w:t xml:space="preserve"> at </w:t>
+      </w:r>
+      <w:r>
+        <w:rPr>
+          <w:b/>
+          <w:bCs/>
+          <w:i w:val="false"/>
+          <w:iCs w:val="false"/>
+        </w:rPr>
+        <w:t xml:space="preserve">http://&lt;monitor-ip&gt;:9090/targets</w:t>
+      </w:r>
+      <w:r>
+        <w:t xml:space="preserve">.</w:t>
+      </w:r>
     </w:p>
     <w:sectPr>
       <w:headerReference w:type="default" r:id="rId7"/>
@@ -6360,6 +7343,42 @@
       </w:pPr>
     </w:lvl>
   </w:abstractNum>
+  <w:abstractNum w:abstractNumId="4" w15:restartNumberingAfterBreak="0">
+    <w:multiLevelType w:val="hybridMultilevel"/>
+    <w:lvl w:ilvl="0" w15:tentative="1">
+      <w:start w:val="1"/>
+      <w:numFmt w:val="decimal"/>
+      <w:lvlText w:val="%1."/>
+      <w:lvlJc w:val="left"/>
+      <w:pPr>
+        <w:ind w:left="540" w:hanging="270"/>
+      </w:pPr>
+    </w:lvl>
+  </w:abstractNum>
+  <w:abstractNum w:abstractNumId="5" w15:restartNumberingAfterBreak="0">
+    <w:multiLevelType w:val="hybridMultilevel"/>
+    <w:lvl w:ilvl="0" w15:tentative="1">
+      <w:start w:val="1"/>
+      <w:numFmt w:val="decimal"/>
+      <w:lvlText w:val="%1."/>
+      <w:lvlJc w:val="left"/>
+      <w:pPr>
+        <w:ind w:left="540" w:hanging="270"/>
+      </w:pPr>
+    </w:lvl>
+  </w:abstractNum>
+  <w:abstractNum w:abstractNumId="6" w15:restartNumberingAfterBreak="0">
+    <w:multiLevelType w:val="hybridMultilevel"/>
+    <w:lvl w:ilvl="0" w15:tentative="1">
+      <w:start w:val="1"/>
+      <w:numFmt w:val="decimal"/>
+      <w:lvlText w:val="%1."/>
+      <w:lvlJc w:val="left"/>
+      <w:pPr>
+        <w:ind w:left="540" w:hanging="270"/>
+      </w:pPr>
+    </w:lvl>
+  </w:abstractNum>
   <w:num w:numId="1">
     <w:abstractNumId w:val="1"/>
     <w:lvlOverride w:ilvl="0">
@@ -6374,6 +7393,24 @@
   </w:num>
   <w:num w:numId="3">
     <w:abstractNumId w:val="3"/>
+    <w:lvlOverride w:ilvl="0">
+      <w:startOverride w:val="1"/>
+    </w:lvlOverride>
+  </w:num>
+  <w:num w:numId="4">
+    <w:abstractNumId w:val="4"/>
+    <w:lvlOverride w:ilvl="0">
+      <w:startOverride w:val="1"/>
+    </w:lvlOverride>
+  </w:num>
+  <w:num w:numId="5">
+    <w:abstractNumId w:val="5"/>
+    <w:lvlOverride w:ilvl="0">
+      <w:startOverride w:val="1"/>
+    </w:lvlOverride>
+  </w:num>
+  <w:num w:numId="6">
+    <w:abstractNumId w:val="6"/>
     <w:lvlOverride w:ilvl="0">
       <w:startOverride w:val="1"/>
     </w:lvlOverride>
